--- a/fuentes/CFA_02_41730056__DU.docx
+++ b/fuentes/CFA_02_41730056__DU.docx
@@ -3308,13 +3308,31 @@
         </w:rPr>
         <w:t xml:space="preserve"> el siguiente video introductorio sobre el Pensamiento de Diseño (</w:t>
       </w:r>
+      <w:proofErr w:type="spellStart"/>
       <w:r>
         <w:rPr>
           <w:rStyle w:val="Extranjerismo"/>
           <w:lang w:val="es-419"/>
         </w:rPr>
-        <w:t>Design Thinking</w:t>
-      </w:r>
+        <w:t>Design</w:t>
+      </w:r>
+      <w:proofErr w:type="spellEnd"/>
+      <w:r>
+        <w:rPr>
+          <w:rStyle w:val="Extranjerismo"/>
+          <w:lang w:val="es-419"/>
+        </w:rPr>
+        <w:t xml:space="preserve"> </w:t>
+      </w:r>
+      <w:proofErr w:type="spellStart"/>
+      <w:r>
+        <w:rPr>
+          <w:rStyle w:val="Extranjerismo"/>
+          <w:lang w:val="es-419"/>
+        </w:rPr>
+        <w:t>Thinking</w:t>
+      </w:r>
+      <w:proofErr w:type="spellEnd"/>
       <w:r>
         <w:rPr>
           <w:rFonts w:ascii="Calibri" w:hAnsi="Calibri" w:cs="Calibri"/>
@@ -3328,8 +3346,33 @@
           <w:rStyle w:val="Extranjerismo"/>
           <w:lang w:val="es-419"/>
         </w:rPr>
-        <w:t>Human-Centered Design</w:t>
-      </w:r>
+        <w:t>Human-</w:t>
+      </w:r>
+      <w:proofErr w:type="spellStart"/>
+      <w:r>
+        <w:rPr>
+          <w:rStyle w:val="Extranjerismo"/>
+          <w:lang w:val="es-419"/>
+        </w:rPr>
+        <w:t>Centered</w:t>
+      </w:r>
+      <w:proofErr w:type="spellEnd"/>
+      <w:r>
+        <w:rPr>
+          <w:rStyle w:val="Extranjerismo"/>
+          <w:lang w:val="es-419"/>
+        </w:rPr>
+        <w:t xml:space="preserve"> </w:t>
+      </w:r>
+      <w:proofErr w:type="spellStart"/>
+      <w:r>
+        <w:rPr>
+          <w:rStyle w:val="Extranjerismo"/>
+          <w:lang w:val="es-419"/>
+        </w:rPr>
+        <w:t>Design</w:t>
+      </w:r>
+      <w:proofErr w:type="spellEnd"/>
       <w:r>
         <w:rPr>
           <w:rFonts w:ascii="Calibri" w:hAnsi="Calibri" w:cs="Calibri"/>
@@ -3515,13 +3558,7 @@
           </w:tcPr>
           <w:p>
             <w:r>
-              <w:t xml:space="preserve">Estimado aprendiz, </w:t>
-            </w:r>
-            <w:r>
-              <w:t>l</w:t>
-            </w:r>
-            <w:r>
-              <w:t xml:space="preserve">e damos la bienvenida al componente formativo titulado “Metodologías ágiles y diseño centrado en el usuario”. En este espacio, se explorarán enfoques y técnicas que impulsan la innovación, la resolución de problemas y la mejora continua en el diseño de productos, servicios y experiencias. </w:t>
+              <w:t xml:space="preserve">Estimado aprendiz, le damos la bienvenida al componente formativo titulado “Metodologías ágiles y diseño centrado en el usuario”. En este espacio, se explorarán enfoques y técnicas que impulsan la innovación, la resolución de problemas y la mejora continua en el diseño de productos, servicios y experiencias. </w:t>
             </w:r>
           </w:p>
           <w:p>
@@ -3536,7 +3573,23 @@
               <w:t>Design Thinking</w:t>
             </w:r>
             <w:r>
-              <w:t xml:space="preserve">, un método que permite comprender profundamente un problema, definir con claridad qué se quiere solucionar y diseñar una propuesta adecuada. Este proceso se fundamenta en la empatía hacia los usuarios, la creatividad y la iteración constante. Además, se abordará el Human-Centered Design (HCD), un enfoque que prioriza a las personas, sus necesidades y su contexto en el proceso de diseño. Sus principios clave incluyen la observación, la colaboración, el prototipado y la mejora continua, garantizando que las soluciones respondan realmente a quienes las utilizan. </w:t>
+              <w:t>, un método que permite comprender profundamente un problema, definir con claridad qué se quiere solucionar y diseñar una propuesta adecuada. Este proceso se fundamenta en la empatía hacia los usuarios, la creatividad y la iteración constante. Además, se abordará el Human-</w:t>
+            </w:r>
+            <w:proofErr w:type="spellStart"/>
+            <w:r>
+              <w:t>Centered</w:t>
+            </w:r>
+            <w:proofErr w:type="spellEnd"/>
+            <w:r>
+              <w:t xml:space="preserve"> </w:t>
+            </w:r>
+            <w:proofErr w:type="spellStart"/>
+            <w:r>
+              <w:t>Design</w:t>
+            </w:r>
+            <w:proofErr w:type="spellEnd"/>
+            <w:r>
+              <w:t xml:space="preserve"> (HCD), un enfoque que prioriza a las personas, sus necesidades y su contexto en el proceso de diseño. Sus principios clave incluyen la observación, la colaboración, el prototipado y la mejora continua, garantizando que las soluciones respondan realmente a quienes las utilizan. </w:t>
             </w:r>
           </w:p>
           <w:p>
@@ -3596,6 +3649,7 @@
         </w:rPr>
         <w:t xml:space="preserve">Qué es </w:t>
       </w:r>
+      <w:proofErr w:type="spellStart"/>
       <w:r>
         <w:rPr>
           <w:rStyle w:val="Extranjerismo"/>
@@ -3603,12 +3657,14 @@
         </w:rPr>
         <w:t>Design</w:t>
       </w:r>
+      <w:proofErr w:type="spellEnd"/>
       <w:r>
         <w:rPr>
           <w:lang w:val="es-419" w:eastAsia="es-CO"/>
         </w:rPr>
         <w:t xml:space="preserve"> </w:t>
       </w:r>
+      <w:proofErr w:type="spellStart"/>
       <w:r>
         <w:rPr>
           <w:rStyle w:val="Extranjerismo"/>
@@ -3616,6 +3672,7 @@
         </w:rPr>
         <w:t>Thinking</w:t>
       </w:r>
+      <w:proofErr w:type="spellEnd"/>
       <w:r>
         <w:rPr>
           <w:lang w:val="es-419" w:eastAsia="es-CO"/>
@@ -3635,13 +3692,31 @@
         </w:rPr>
         <w:t xml:space="preserve">Tradicionalmente, el </w:t>
       </w:r>
+      <w:proofErr w:type="spellStart"/>
       <w:r>
         <w:rPr>
           <w:rStyle w:val="Extranjerismo"/>
           <w:lang w:val="es-CO" w:eastAsia="es-CO"/>
         </w:rPr>
-        <w:t>Design Thinking</w:t>
-      </w:r>
+        <w:t>Design</w:t>
+      </w:r>
+      <w:proofErr w:type="spellEnd"/>
+      <w:r>
+        <w:rPr>
+          <w:rStyle w:val="Extranjerismo"/>
+          <w:lang w:val="es-CO" w:eastAsia="es-CO"/>
+        </w:rPr>
+        <w:t xml:space="preserve"> </w:t>
+      </w:r>
+      <w:proofErr w:type="spellStart"/>
+      <w:r>
+        <w:rPr>
+          <w:rStyle w:val="Extranjerismo"/>
+          <w:lang w:val="es-CO" w:eastAsia="es-CO"/>
+        </w:rPr>
+        <w:t>Thinking</w:t>
+      </w:r>
+      <w:proofErr w:type="spellEnd"/>
       <w:r>
         <w:rPr>
           <w:lang w:eastAsia="es-CO"/>
@@ -3805,20 +3880,31 @@
         <w:lastRenderedPageBreak/>
         <w:t xml:space="preserve">El enfoque se apoya en valores fundamentales que guían su práctica, los principios del </w:t>
       </w:r>
+      <w:proofErr w:type="spellStart"/>
       <w:r>
         <w:rPr>
           <w:rStyle w:val="Extranjerismo"/>
           <w:lang w:val="es-CO" w:eastAsia="es-CO"/>
         </w:rPr>
-        <w:t xml:space="preserve">Design </w:t>
-      </w:r>
+        <w:t>Design</w:t>
+      </w:r>
+      <w:proofErr w:type="spellEnd"/>
       <w:r>
         <w:rPr>
           <w:rStyle w:val="Extranjerismo"/>
           <w:lang w:val="es-CO" w:eastAsia="es-CO"/>
         </w:rPr>
+        <w:t xml:space="preserve"> </w:t>
+      </w:r>
+      <w:proofErr w:type="spellStart"/>
+      <w:r>
+        <w:rPr>
+          <w:rStyle w:val="Extranjerismo"/>
+          <w:lang w:val="es-CO" w:eastAsia="es-CO"/>
+        </w:rPr>
         <w:t>Thinking</w:t>
       </w:r>
+      <w:proofErr w:type="spellEnd"/>
       <w:r>
         <w:rPr>
           <w:lang w:eastAsia="es-CO"/>
@@ -3955,39 +4041,93 @@
         </w:rPr>
         <w:t xml:space="preserve">Es importante tener en cuenta que más que una técnica, el </w:t>
       </w:r>
+      <w:proofErr w:type="spellStart"/>
       <w:r>
         <w:rPr>
           <w:rStyle w:val="Extranjerismo"/>
           <w:lang w:val="es-CO" w:eastAsia="es-CO"/>
         </w:rPr>
-        <w:t>Design Thinking</w:t>
-      </w:r>
-      <w:r>
-        <w:rPr>
-          <w:lang w:eastAsia="es-CO"/>
-        </w:rPr>
-        <w:t xml:space="preserve"> es una mentalidad que impulsa a quienes investigan e innovan. La mentalidad de un </w:t>
-      </w:r>
+        <w:t>Design</w:t>
+      </w:r>
+      <w:proofErr w:type="spellEnd"/>
       <w:r>
         <w:rPr>
           <w:rStyle w:val="Extranjerismo"/>
           <w:lang w:val="es-CO" w:eastAsia="es-CO"/>
         </w:rPr>
-        <w:t>Design Thinker</w:t>
-      </w:r>
-      <w:r>
-        <w:rPr>
-          <w:lang w:eastAsia="es-CO"/>
-        </w:rPr>
-        <w:t xml:space="preserve"> se centra en la empatía con el usuario, el optimismo, la colaboración multidisciplinaria, la iteración constante y la aceptación del fracaso temprano como parte del proceso de aprendizaje. Se trata de un enfoque ágil y centrado en el ser humano para resolver problemas complejos a través de la creatividad, la experimentación y el pensamiento práctico. En general, se puede concretar la mentalidad del </w:t>
-      </w:r>
+        <w:t xml:space="preserve"> </w:t>
+      </w:r>
+      <w:proofErr w:type="spellStart"/>
       <w:r>
         <w:rPr>
           <w:rStyle w:val="Extranjerismo"/>
           <w:lang w:val="es-CO" w:eastAsia="es-CO"/>
         </w:rPr>
-        <w:t>Desing Thinker</w:t>
-      </w:r>
+        <w:t>Thinking</w:t>
+      </w:r>
+      <w:proofErr w:type="spellEnd"/>
+      <w:r>
+        <w:rPr>
+          <w:lang w:eastAsia="es-CO"/>
+        </w:rPr>
+        <w:t xml:space="preserve"> es una mentalidad que impulsa a quienes investigan e innovan. La mentalidad de un </w:t>
+      </w:r>
+      <w:proofErr w:type="spellStart"/>
+      <w:r>
+        <w:rPr>
+          <w:rStyle w:val="Extranjerismo"/>
+          <w:lang w:val="es-CO" w:eastAsia="es-CO"/>
+        </w:rPr>
+        <w:t>Design</w:t>
+      </w:r>
+      <w:proofErr w:type="spellEnd"/>
+      <w:r>
+        <w:rPr>
+          <w:rStyle w:val="Extranjerismo"/>
+          <w:lang w:val="es-CO" w:eastAsia="es-CO"/>
+        </w:rPr>
+        <w:t xml:space="preserve"> </w:t>
+      </w:r>
+      <w:proofErr w:type="spellStart"/>
+      <w:r>
+        <w:rPr>
+          <w:rStyle w:val="Extranjerismo"/>
+          <w:lang w:val="es-CO" w:eastAsia="es-CO"/>
+        </w:rPr>
+        <w:t>Thinker</w:t>
+      </w:r>
+      <w:proofErr w:type="spellEnd"/>
+      <w:r>
+        <w:rPr>
+          <w:lang w:eastAsia="es-CO"/>
+        </w:rPr>
+        <w:t xml:space="preserve"> se centra en la empatía con el usuario, el optimismo, la colaboración multidisciplinaria, la iteración constante y la aceptación del fracaso temprano como parte del proceso de aprendizaje. Se trata de un enfoque ágil y centrado en el ser humano para resolver problemas complejos a través de la creatividad, la experimentación y el pensamiento práctico. En general, se puede concretar la mentalidad del </w:t>
+      </w:r>
+      <w:proofErr w:type="spellStart"/>
+      <w:r>
+        <w:rPr>
+          <w:rStyle w:val="Extranjerismo"/>
+          <w:lang w:val="es-CO" w:eastAsia="es-CO"/>
+        </w:rPr>
+        <w:t>Desing</w:t>
+      </w:r>
+      <w:proofErr w:type="spellEnd"/>
+      <w:r>
+        <w:rPr>
+          <w:rStyle w:val="Extranjerismo"/>
+          <w:lang w:val="es-CO" w:eastAsia="es-CO"/>
+        </w:rPr>
+        <w:t xml:space="preserve"> </w:t>
+      </w:r>
+      <w:proofErr w:type="spellStart"/>
+      <w:r>
+        <w:rPr>
+          <w:rStyle w:val="Extranjerismo"/>
+          <w:lang w:val="es-CO" w:eastAsia="es-CO"/>
+        </w:rPr>
+        <w:t>Thinker</w:t>
+      </w:r>
+      <w:proofErr w:type="spellEnd"/>
       <w:r>
         <w:rPr>
           <w:lang w:eastAsia="es-CO"/>
@@ -4183,7 +4323,21 @@
         <w:rPr>
           <w:lang w:eastAsia="es-CO"/>
         </w:rPr>
-        <w:t>Reducción de riesgos al validar o probar temprano (IxDF, 2016).</w:t>
+        <w:t>Reducción de riesgos al validar o probar temprano (</w:t>
+      </w:r>
+      <w:proofErr w:type="spellStart"/>
+      <w:r>
+        <w:rPr>
+          <w:lang w:eastAsia="es-CO"/>
+        </w:rPr>
+        <w:t>IxDF</w:t>
+      </w:r>
+      <w:proofErr w:type="spellEnd"/>
+      <w:r>
+        <w:rPr>
+          <w:lang w:eastAsia="es-CO"/>
+        </w:rPr>
+        <w:t>, 2016).</w:t>
       </w:r>
     </w:p>
     <w:p>
@@ -4227,12 +4381,37 @@
         </w:rPr>
         <w:t xml:space="preserve">A continuación, se presenta con mayor profundidad cada una de las fases del proceso de </w:t>
       </w:r>
+      <w:proofErr w:type="spellStart"/>
       <w:r>
         <w:rPr>
           <w:rStyle w:val="Extranjerismo"/>
           <w:lang w:val="es-CO" w:eastAsia="es-CO"/>
         </w:rPr>
-        <w:t>Design Thinking:</w:t>
+        <w:t>Design</w:t>
+      </w:r>
+      <w:proofErr w:type="spellEnd"/>
+      <w:r>
+        <w:rPr>
+          <w:rStyle w:val="Extranjerismo"/>
+          <w:lang w:val="es-CO" w:eastAsia="es-CO"/>
+        </w:rPr>
+        <w:t xml:space="preserve"> </w:t>
+      </w:r>
+      <w:proofErr w:type="spellStart"/>
+      <w:r>
+        <w:rPr>
+          <w:rStyle w:val="Extranjerismo"/>
+          <w:lang w:val="es-CO" w:eastAsia="es-CO"/>
+        </w:rPr>
+        <w:t>Thinking</w:t>
+      </w:r>
+      <w:proofErr w:type="spellEnd"/>
+      <w:r>
+        <w:rPr>
+          <w:rStyle w:val="Extranjerismo"/>
+          <w:lang w:val="es-CO" w:eastAsia="es-CO"/>
+        </w:rPr>
+        <w:t>:</w:t>
       </w:r>
     </w:p>
     <w:p>
@@ -4403,7 +4582,21 @@
         <w:rPr>
           <w:lang w:eastAsia="es-CO"/>
         </w:rPr>
-        <w:t>De acuerdo con la Fundación para el Diseño y la Interacción (IxDF, 2016), hoy en día hablar de salud implica no solo es referirse a la enfermedad, sino también, y especialmente, a las personas y a sus experiencias. Aunque el sistema sanitario presenta múltiples oportunidades de mejora, las estrategias y reflexiones sobre cómo debemos fortalecer la salud, desde la gestión de servicios sanitarios hasta el desarrollo de equipos médicos o dispositivos para pacientes, deben poner el foco en las personas.</w:t>
+        <w:t>De acuerdo con la Fundación para el Diseño y la Interacción (</w:t>
+      </w:r>
+      <w:proofErr w:type="spellStart"/>
+      <w:r>
+        <w:rPr>
+          <w:lang w:eastAsia="es-CO"/>
+        </w:rPr>
+        <w:t>IxDF</w:t>
+      </w:r>
+      <w:proofErr w:type="spellEnd"/>
+      <w:r>
+        <w:rPr>
+          <w:lang w:eastAsia="es-CO"/>
+        </w:rPr>
+        <w:t>, 2016), hoy en día hablar de salud implica no solo es referirse a la enfermedad, sino también, y especialmente, a las personas y a sus experiencias. Aunque el sistema sanitario presenta múltiples oportunidades de mejora, las estrategias y reflexiones sobre cómo debemos fortalecer la salud, desde la gestión de servicios sanitarios hasta el desarrollo de equipos médicos o dispositivos para pacientes, deben poner el foco en las personas.</w:t>
       </w:r>
     </w:p>
     <w:p>
@@ -4583,20 +4776,62 @@
         <w:rPr>
           <w:lang w:eastAsia="es-CO"/>
         </w:rPr>
-        <w:t xml:space="preserve"> Healthcare,</w:t>
-      </w:r>
-      <w:r>
-        <w:rPr>
-          <w:lang w:eastAsia="es-CO"/>
-        </w:rPr>
-        <w:t xml:space="preserve"> que emplea esta metodología en el diseño de equipamiento médico y en la experiencia del paciente durante su uso. Un ejemplo es el trabajo de Doug Dietz, diseñador industrial, quien creó una máquina de resonancia magnética que representó un gran avance tecnológico. Sin embargo, descubrió que muchas personas, </w:t>
+        <w:t xml:space="preserve"> </w:t>
+      </w:r>
+      <w:proofErr w:type="spellStart"/>
+      <w:r>
+        <w:rPr>
+          <w:lang w:eastAsia="es-CO"/>
+        </w:rPr>
+        <w:t>Healthcare</w:t>
+      </w:r>
+      <w:proofErr w:type="spellEnd"/>
+      <w:r>
+        <w:rPr>
+          <w:lang w:eastAsia="es-CO"/>
+        </w:rPr>
+        <w:t>,</w:t>
+      </w:r>
+      <w:r>
+        <w:rPr>
+          <w:lang w:eastAsia="es-CO"/>
+        </w:rPr>
+        <w:t xml:space="preserve"> que emplea esta metodología en el diseño de equipamiento médico y en la experiencia del paciente durante su uso. Un ejemplo es el trabajo de Doug </w:t>
+      </w:r>
+      <w:proofErr w:type="spellStart"/>
+      <w:r>
+        <w:rPr>
+          <w:lang w:eastAsia="es-CO"/>
+        </w:rPr>
+        <w:t>Dietz</w:t>
+      </w:r>
+      <w:proofErr w:type="spellEnd"/>
+      <w:r>
+        <w:rPr>
+          <w:lang w:eastAsia="es-CO"/>
+        </w:rPr>
+        <w:t xml:space="preserve">, diseñador industrial, quien creó una máquina de resonancia magnética que representó un gran avance tecnológico. Sin embargo, descubrió que muchas personas, </w:t>
       </w:r>
       <w:r>
         <w:rPr>
           <w:lang w:eastAsia="es-CO"/>
         </w:rPr>
         <w:lastRenderedPageBreak/>
-        <w:t>especialmente los niños, experimentaban miedo y ansiedad intensa al utilizarla. A partir de esta observación, propuso rediseñar la experiencia completa: desde el aspecto externo de la máquina hasta el espacio donde se realizaba el procedimiento. Transformó las salas en escenarios imaginarios, como una nave espacial o un barco pirata, lo que convirtió el examen de resonancia magnética en una aventura lúdica para los más pequeños (Saavedra, sf).</w:t>
+        <w:t xml:space="preserve">especialmente los niños, experimentaban miedo y ansiedad intensa al utilizarla. A partir de esta observación, propuso rediseñar la experiencia completa: desde el aspecto externo de la máquina hasta el espacio donde se realizaba el procedimiento. Transformó las salas en escenarios imaginarios, como una nave espacial o un barco pirata, lo que convirtió el examen de resonancia magnética en una aventura lúdica para los más pequeños (Saavedra, </w:t>
+      </w:r>
+      <w:proofErr w:type="spellStart"/>
+      <w:r>
+        <w:rPr>
+          <w:lang w:eastAsia="es-CO"/>
+        </w:rPr>
+        <w:t>sf</w:t>
+      </w:r>
+      <w:proofErr w:type="spellEnd"/>
+      <w:r>
+        <w:rPr>
+          <w:lang w:eastAsia="es-CO"/>
+        </w:rPr>
+        <w:t>).</w:t>
       </w:r>
     </w:p>
     <w:p>
@@ -4775,12 +5010,21 @@
         </w:rPr>
         <w:t xml:space="preserve">Así, los beneficios del </w:t>
       </w:r>
+      <w:proofErr w:type="spellStart"/>
       <w:r>
         <w:rPr>
           <w:rStyle w:val="Extranjerismo"/>
           <w:lang w:eastAsia="es-CO"/>
         </w:rPr>
-        <w:t xml:space="preserve">Desing Thinking </w:t>
+        <w:t>Desing</w:t>
+      </w:r>
+      <w:proofErr w:type="spellEnd"/>
+      <w:r>
+        <w:rPr>
+          <w:rStyle w:val="Extranjerismo"/>
+          <w:lang w:eastAsia="es-CO"/>
+        </w:rPr>
+        <w:t xml:space="preserve"> Thinking </w:t>
       </w:r>
       <w:r>
         <w:rPr>
@@ -5020,7 +5264,23 @@
       <w:bookmarkStart w:id="5" w:name="_Toc223362072"/>
       <w:r>
         <w:lastRenderedPageBreak/>
-        <w:t>Fundamentos del Human-Centered Design (HCD</w:t>
+        <w:t>Fundamentos del Human-</w:t>
+      </w:r>
+      <w:proofErr w:type="spellStart"/>
+      <w:r>
+        <w:t>Centered</w:t>
+      </w:r>
+      <w:proofErr w:type="spellEnd"/>
+      <w:r>
+        <w:t xml:space="preserve"> </w:t>
+      </w:r>
+      <w:proofErr w:type="spellStart"/>
+      <w:r>
+        <w:t>Design</w:t>
+      </w:r>
+      <w:proofErr w:type="spellEnd"/>
+      <w:r>
+        <w:t xml:space="preserve"> (HCD</w:t>
       </w:r>
       <w:r>
         <w:t>)</w:t>
@@ -5308,7 +5568,21 @@
         <w:rPr>
           <w:lang w:eastAsia="es-CO"/>
         </w:rPr>
-        <w:t>epresentaciones semi-ficticias de los usuarios típicos, creadas a partir de la investigación. Incluyen datos demográficos, motivaciones, objetivos y frustraciones, lo que ayuda al equipo a comprender con quién está diseñando.</w:t>
+        <w:t xml:space="preserve">epresentaciones </w:t>
+      </w:r>
+      <w:proofErr w:type="spellStart"/>
+      <w:r>
+        <w:rPr>
+          <w:lang w:eastAsia="es-CO"/>
+        </w:rPr>
+        <w:t>semi-ficticias</w:t>
+      </w:r>
+      <w:proofErr w:type="spellEnd"/>
+      <w:r>
+        <w:rPr>
+          <w:lang w:eastAsia="es-CO"/>
+        </w:rPr>
+        <w:t xml:space="preserve"> de los usuarios típicos, creadas a partir de la investigación. Incluyen datos demográficos, motivaciones, objetivos y frustraciones, lo que ayuda al equipo a comprender con quién está diseñando.</w:t>
       </w:r>
     </w:p>
     <w:p>
@@ -6930,7 +7204,21 @@
         <w:rPr>
           <w:lang w:eastAsia="es-CO"/>
         </w:rPr>
-        <w:t xml:space="preserve">Los principios básicos del testeo con usuarios se centran en definir objetivos claros, seleccionar participantes representativos y crear un entorno de prueba adecuado para observar el comportamiento real del usuario al interactuar con un producto. Se debe planificar meticulosamente las tareas a realizar, documentar las observaciones y analizar los datos para identificar problemas de usabilidad y generar un informe con propuestas de mejora (Narváez, sf). </w:t>
+        <w:t xml:space="preserve">Los principios básicos del testeo con usuarios se centran en definir objetivos claros, seleccionar participantes representativos y crear un entorno de prueba adecuado para observar el comportamiento real del usuario al interactuar con un producto. Se debe planificar meticulosamente las tareas a realizar, documentar las observaciones y analizar los datos para identificar problemas de usabilidad y generar un informe con propuestas de mejora (Narváez, </w:t>
+      </w:r>
+      <w:proofErr w:type="spellStart"/>
+      <w:r>
+        <w:rPr>
+          <w:lang w:eastAsia="es-CO"/>
+        </w:rPr>
+        <w:t>sf</w:t>
+      </w:r>
+      <w:proofErr w:type="spellEnd"/>
+      <w:r>
+        <w:rPr>
+          <w:lang w:eastAsia="es-CO"/>
+        </w:rPr>
+        <w:t xml:space="preserve">). </w:t>
       </w:r>
     </w:p>
     <w:p>
@@ -9295,7 +9583,21 @@
         <w:rPr>
           <w:lang w:eastAsia="es-CO"/>
         </w:rPr>
-        <w:t>Desde una perspectiva de gestión, Highsmith (2009) resalta que la agilidad implica más que rapidez: se trata de un enfoque estratégico que combina disciplina y adaptabilidad, permitiendo a las organizaciones y equipos científicos responder de forma efectiva a la incertidumbre, mientras mantienen la visión del propósito final del proyecto. La agilidad, aplicada a la investigación, no busca eliminar la planificación, sino convertirla en un proceso flexible, abierto a la experimentación, al aprendizaje validado y al cambio continuo, lo cual es fundamental en contextos de innovación en salud.</w:t>
+        <w:t xml:space="preserve">Desde una perspectiva de gestión, </w:t>
+      </w:r>
+      <w:proofErr w:type="spellStart"/>
+      <w:r>
+        <w:rPr>
+          <w:lang w:eastAsia="es-CO"/>
+        </w:rPr>
+        <w:t>Highsmith</w:t>
+      </w:r>
+      <w:proofErr w:type="spellEnd"/>
+      <w:r>
+        <w:rPr>
+          <w:lang w:eastAsia="es-CO"/>
+        </w:rPr>
+        <w:t xml:space="preserve"> (2009) resalta que la agilidad implica más que rapidez: se trata de un enfoque estratégico que combina disciplina y adaptabilidad, permitiendo a las organizaciones y equipos científicos responder de forma efectiva a la incertidumbre, mientras mantienen la visión del propósito final del proyecto. La agilidad, aplicada a la investigación, no busca eliminar la planificación, sino convertirla en un proceso flexible, abierto a la experimentación, al aprendizaje validado y al cambio continuo, lo cual es fundamental en contextos de innovación en salud.</w:t>
       </w:r>
     </w:p>
     <w:p>
@@ -9940,7 +10242,21 @@
         <w:rPr>
           <w:lang w:eastAsia="es-CO"/>
         </w:rPr>
-        <w:t xml:space="preserve">, donde los equipos producen entregables parciales, revisan resultados y adaptan sus estrategias con base en la evidencia emergente. Esta metodología es especialmente valiosa en entornos caracterizados por alta incertidumbre y múltiples dependencias entre disciplinas, como ocurre en estudios de vigilancia epidemiológica, desarrollo de herramientas tecnológicas, validación de intervenciones o implementación de sistemas de información en salud (Schwaber &amp; Sutherland, 2020). </w:t>
+        <w:t>, donde los equipos producen entregables parciales, revisan resultados y adaptan sus estrategias con base en la evidencia emergente. Esta metodología es especialmente valiosa en entornos caracterizados por alta incertidumbre y múltiples dependencias entre disciplinas, como ocurre en estudios de vigilancia epidemiológica, desarrollo de herramientas tecnológicas, validación de intervenciones o implementación de sistemas de información en salud (</w:t>
+      </w:r>
+      <w:proofErr w:type="spellStart"/>
+      <w:r>
+        <w:rPr>
+          <w:lang w:eastAsia="es-CO"/>
+        </w:rPr>
+        <w:t>Schwaber</w:t>
+      </w:r>
+      <w:proofErr w:type="spellEnd"/>
+      <w:r>
+        <w:rPr>
+          <w:lang w:eastAsia="es-CO"/>
+        </w:rPr>
+        <w:t xml:space="preserve"> &amp; Sutherland, 2020). </w:t>
       </w:r>
     </w:p>
     <w:p>
@@ -10211,7 +10527,21 @@
         <w:rPr>
           <w:lang w:eastAsia="es-CO"/>
         </w:rPr>
-        <w:t xml:space="preserve">Según lo establecido por Schwaber &amp; Sutherland (2020), el ciclo de </w:t>
+        <w:t xml:space="preserve">Según lo establecido por </w:t>
+      </w:r>
+      <w:proofErr w:type="spellStart"/>
+      <w:r>
+        <w:rPr>
+          <w:lang w:eastAsia="es-CO"/>
+        </w:rPr>
+        <w:t>Schwaber</w:t>
+      </w:r>
+      <w:proofErr w:type="spellEnd"/>
+      <w:r>
+        <w:rPr>
+          <w:lang w:eastAsia="es-CO"/>
+        </w:rPr>
+        <w:t xml:space="preserve"> &amp; Sutherland (2020), el ciclo de </w:t>
       </w:r>
       <w:r>
         <w:rPr>
@@ -11475,6 +11805,7 @@
                 <w:sz w:val="24"/>
                 <w:szCs w:val="24"/>
               </w:rPr>
+              <w:lastRenderedPageBreak/>
               <w:t>Scrum</w:t>
             </w:r>
             <w:r>
@@ -11868,7 +12199,21 @@
           <w:lang w:eastAsia="es-CO"/>
         </w:rPr>
         <w:lastRenderedPageBreak/>
-        <w:t xml:space="preserve">seguir con la co-creación de prototipos con pacientes y profesionales, según HCD, y culminar en una implementación iterativa que evalúa resultados cada semana, empleando metodologías ágiles. En este sentido, lo importante no es etiquetar la metodología, sino evidenciar el enfoque centrado en el usuario, la experimentación y la mejora continua. </w:t>
+        <w:t xml:space="preserve">seguir con la </w:t>
+      </w:r>
+      <w:proofErr w:type="spellStart"/>
+      <w:r>
+        <w:rPr>
+          <w:lang w:eastAsia="es-CO"/>
+        </w:rPr>
+        <w:t>co-creación</w:t>
+      </w:r>
+      <w:proofErr w:type="spellEnd"/>
+      <w:r>
+        <w:rPr>
+          <w:lang w:eastAsia="es-CO"/>
+        </w:rPr>
+        <w:t xml:space="preserve"> de prototipos con pacientes y profesionales, según HCD, y culminar en una implementación iterativa que evalúa resultados cada semana, empleando metodologías ágiles. En este sentido, lo importante no es etiquetar la metodología, sino evidenciar el enfoque centrado en el usuario, la experimentación y la mejora continua. </w:t>
       </w:r>
     </w:p>
     <w:p>
@@ -12395,12 +12740,21 @@
                 <w:szCs w:val="24"/>
               </w:rPr>
             </w:pPr>
+            <w:proofErr w:type="spellStart"/>
             <w:r>
               <w:rPr>
                 <w:sz w:val="24"/>
                 <w:szCs w:val="24"/>
               </w:rPr>
-              <w:t>Co-diseño de materiales educativos con comunidades indígenas o rurales.</w:t>
+              <w:t>Co-diseño</w:t>
+            </w:r>
+            <w:proofErr w:type="spellEnd"/>
+            <w:r>
+              <w:rPr>
+                <w:sz w:val="24"/>
+                <w:szCs w:val="24"/>
+              </w:rPr>
+              <w:t xml:space="preserve"> de materiales educativos con comunidades indígenas o rurales.</w:t>
             </w:r>
           </w:p>
         </w:tc>
@@ -12548,7 +12902,21 @@
           <w:lang w:eastAsia="es-CO"/>
         </w:rPr>
         <w:lastRenderedPageBreak/>
-        <w:t>capacidad para co-crear soluciones pertinentes con las comunidades, mejorar la equidad en salud y generar modelos replicables basados en el diseño centrado en las personas y la comprensión profunda del contexto local.</w:t>
+        <w:t xml:space="preserve">capacidad para </w:t>
+      </w:r>
+      <w:proofErr w:type="spellStart"/>
+      <w:r>
+        <w:rPr>
+          <w:lang w:eastAsia="es-CO"/>
+        </w:rPr>
+        <w:t>co-crear</w:t>
+      </w:r>
+      <w:proofErr w:type="spellEnd"/>
+      <w:r>
+        <w:rPr>
+          <w:lang w:eastAsia="es-CO"/>
+        </w:rPr>
+        <w:t xml:space="preserve"> soluciones pertinentes con las comunidades, mejorar la equidad en salud y generar modelos replicables basados en el diseño centrado en las personas y la comprensión profunda del contexto local.</w:t>
       </w:r>
     </w:p>
     <w:p>
@@ -12612,7 +12980,21 @@
         <w:rPr>
           <w:lang w:eastAsia="es-CO"/>
         </w:rPr>
-        <w:t>: liderado por el Instituto Nacional de Salud de Colombia. Este modelo surgió durante la epidemia de Zika (2015–2016) e integró procesos de empatía y redefinición del problema pues parte de la identificación de necesidades de madres y niños afectados, empleó ideación y co-diseño de estrategias de atención integral, y testeo continuo con las familias mediante brigadas de salud y espacios de diálogo social. Combina el ciclo clásico de idear, prototipar, probar con el énfasis de la participación y emocional de las familias, la perspectiva de género y la contextualización territorial (Instituto Nacional de Salud, 2016).</w:t>
+        <w:t xml:space="preserve">: liderado por el Instituto Nacional de Salud de Colombia. Este modelo surgió durante la epidemia de Zika (2015–2016) e integró procesos de empatía y redefinición del problema pues parte de la identificación de necesidades de madres y niños afectados, empleó ideación y </w:t>
+      </w:r>
+      <w:proofErr w:type="spellStart"/>
+      <w:r>
+        <w:rPr>
+          <w:lang w:eastAsia="es-CO"/>
+        </w:rPr>
+        <w:t>co-diseño</w:t>
+      </w:r>
+      <w:proofErr w:type="spellEnd"/>
+      <w:r>
+        <w:rPr>
+          <w:lang w:eastAsia="es-CO"/>
+        </w:rPr>
+        <w:t xml:space="preserve"> de estrategias de atención integral, y testeo continuo con las familias mediante brigadas de salud y espacios de diálogo social. Combina el ciclo clásico de idear, prototipar, probar con el énfasis de la participación y emocional de las familias, la perspectiva de género y la contextualización territorial (Instituto Nacional de Salud, 2016).</w:t>
       </w:r>
     </w:p>
     <w:p>
@@ -13236,8 +13618,27 @@
         <w:rPr>
           <w:lang w:eastAsia="es-CO"/>
         </w:rPr>
-        <w:t> De la Peña, N. (2024). 5 fases del Design Thinking: cómo aplicar esta metodología para triunfar con tus proyectos. Genially (Blog).  </w:t>
-      </w:r>
+        <w:t> De la Peña, N. (2024). 5 fases del </w:t>
+      </w:r>
+      <w:r>
+        <w:rPr>
+          <w:rStyle w:val="Extranjerismo"/>
+        </w:rPr>
+        <w:t>Design Thinking</w:t>
+      </w:r>
+      <w:r>
+        <w:rPr>
+          <w:lang w:eastAsia="es-CO"/>
+        </w:rPr>
+        <w:t>: cómo aplicar esta metodología para triunfar con tus proyectos. Genially (Blog).  </w:t>
+      </w:r>
+    </w:p>
+    <w:p>
+      <w:pPr>
+        <w:rPr>
+          <w:lang w:eastAsia="es-CO"/>
+        </w:rPr>
+      </w:pPr>
       <w:hyperlink r:id="rId20" w:history="1">
         <w:r>
           <w:rPr>
@@ -13276,12 +13677,53 @@
           <w:lang w:eastAsia="es-CO"/>
         </w:rPr>
       </w:pPr>
-      <w:r>
-        <w:rPr>
-          <w:lang w:eastAsia="es-CO"/>
-        </w:rPr>
-        <w:t>IxDF - Fundación para el Diseño de Interacción. (2016). ¿Qué es el Design Thinking? IxDF - Fundación para el Diseño de Interacción.  </w:t>
-      </w:r>
+      <w:proofErr w:type="spellStart"/>
+      <w:r>
+        <w:rPr>
+          <w:lang w:eastAsia="es-CO"/>
+        </w:rPr>
+        <w:t>IxDF</w:t>
+      </w:r>
+      <w:proofErr w:type="spellEnd"/>
+      <w:r>
+        <w:rPr>
+          <w:lang w:eastAsia="es-CO"/>
+        </w:rPr>
+        <w:t> - Fundación para el Diseño de Interacción. (2016). ¿Qué es el </w:t>
+      </w:r>
+      <w:r>
+        <w:rPr>
+          <w:rStyle w:val="Extranjerismo"/>
+        </w:rPr>
+        <w:t>Design Thinking</w:t>
+      </w:r>
+      <w:r>
+        <w:rPr>
+          <w:lang w:eastAsia="es-CO"/>
+        </w:rPr>
+        <w:t>? </w:t>
+      </w:r>
+      <w:proofErr w:type="spellStart"/>
+      <w:r>
+        <w:rPr>
+          <w:lang w:eastAsia="es-CO"/>
+        </w:rPr>
+        <w:t>IxDF</w:t>
+      </w:r>
+      <w:proofErr w:type="spellEnd"/>
+      <w:r>
+        <w:rPr>
+          <w:lang w:eastAsia="es-CO"/>
+        </w:rPr>
+        <w:t> - Fundación para el Diseño de Interacción.  </w:t>
+      </w:r>
+    </w:p>
+    <w:p>
+      <w:pPr>
+        <w:rPr>
+          <w:lang w:eastAsia="es-CO"/>
+        </w:rPr>
+      </w:pPr>
       <w:hyperlink r:id="rId22" w:history="1">
         <w:r>
           <w:rPr>
@@ -13394,8 +13836,29 @@
         <w:rPr>
           <w:lang w:eastAsia="es-CO"/>
         </w:rPr>
-        <w:t>  Miro (sf). Prototipos de alta fidelidad vs baja fidelidad. </w:t>
-      </w:r>
+        <w:t>  Miro (</w:t>
+      </w:r>
+      <w:proofErr w:type="spellStart"/>
+      <w:r>
+        <w:rPr>
+          <w:lang w:eastAsia="es-CO"/>
+        </w:rPr>
+        <w:t>sf</w:t>
+      </w:r>
+      <w:proofErr w:type="spellEnd"/>
+      <w:r>
+        <w:rPr>
+          <w:lang w:eastAsia="es-CO"/>
+        </w:rPr>
+        <w:t>). Prototipos de alta fidelidad vs baja fidelidad. </w:t>
+      </w:r>
+    </w:p>
+    <w:p>
+      <w:pPr>
+        <w:rPr>
+          <w:lang w:eastAsia="es-CO"/>
+        </w:rPr>
+      </w:pPr>
       <w:hyperlink r:id="rId26" w:history="1">
         <w:r>
           <w:rPr>
@@ -13422,8 +13885,79 @@
         <w:rPr>
           <w:lang w:eastAsia="es-CO"/>
         </w:rPr>
-        <w:t>, M. (sf). ¿Qué son las pruebas con usuarios o test con usuarios? Questionpro (Blog). </w:t>
-      </w:r>
+        <w:t>, M. (</w:t>
+      </w:r>
+      <w:proofErr w:type="spellStart"/>
+      <w:r>
+        <w:rPr>
+          <w:lang w:eastAsia="es-CO"/>
+        </w:rPr>
+        <w:t>sf</w:t>
+      </w:r>
+      <w:proofErr w:type="spellEnd"/>
+      <w:r>
+        <w:rPr>
+          <w:lang w:eastAsia="es-CO"/>
+        </w:rPr>
+        <w:t xml:space="preserve">). ¿Qué son las pruebas con usuarios o </w:t>
+      </w:r>
+      <w:r>
+        <w:rPr>
+          <w:rStyle w:val="Extranjerismo"/>
+        </w:rPr>
+        <w:t>test</w:t>
+      </w:r>
+      <w:r>
+        <w:rPr>
+          <w:lang w:eastAsia="es-CO"/>
+        </w:rPr>
+        <w:t xml:space="preserve"> con </w:t>
+      </w:r>
+      <w:r>
+        <w:rPr>
+          <w:lang w:eastAsia="es-CO"/>
+        </w:rPr>
+        <w:t>u</w:t>
+      </w:r>
+      <w:r>
+        <w:rPr>
+          <w:lang w:eastAsia="es-CO"/>
+        </w:rPr>
+        <w:t>suarios? </w:t>
+      </w:r>
+      <w:proofErr w:type="spellStart"/>
+      <w:r>
+        <w:rPr>
+          <w:lang w:eastAsia="es-CO"/>
+        </w:rPr>
+        <w:t>Questionpro</w:t>
+      </w:r>
+      <w:proofErr w:type="spellEnd"/>
+      <w:r>
+        <w:rPr>
+          <w:lang w:eastAsia="es-CO"/>
+        </w:rPr>
+        <w:t> (</w:t>
+      </w:r>
+      <w:r>
+        <w:rPr>
+          <w:rStyle w:val="Extranjerismo"/>
+        </w:rPr>
+        <w:t>Blog</w:t>
+      </w:r>
+      <w:r>
+        <w:rPr>
+          <w:lang w:eastAsia="es-CO"/>
+        </w:rPr>
+        <w:t>).</w:t>
+      </w:r>
+    </w:p>
+    <w:p>
+      <w:pPr>
+        <w:rPr>
+          <w:lang w:eastAsia="es-CO"/>
+        </w:rPr>
+      </w:pPr>
       <w:hyperlink r:id="rId27" w:history="1">
         <w:r>
           <w:rPr>
@@ -13526,7 +14060,7 @@
             <w:rStyle w:val="Hipervnculo"/>
             <w:lang w:eastAsia="es-CO"/>
           </w:rPr>
-          <w:t>https://www.youtube.com/watch?si=wQ6bYTeso-ns5Hak&amp;v=ssluZKwCEzs&amp;feature=youtu.be</w:t>
+          <w:t>https://www.youtube.com/watch?v=ssluZKwCEzs</w:t>
         </w:r>
       </w:hyperlink>
     </w:p>
@@ -13540,7 +14074,33 @@
         <w:rPr>
           <w:lang w:eastAsia="es-CO"/>
         </w:rPr>
-        <w:t>Pomar, P. (2017). Diferencias entre Design Thinking y Diseño centrado en las personas. Thinkernautas (Blog). </w:t>
+        <w:t>Pomar, P. (2017). Diferencias entre </w:t>
+      </w:r>
+      <w:r>
+        <w:rPr>
+          <w:rStyle w:val="Extranjerismo"/>
+        </w:rPr>
+        <w:t>Design Thinking</w:t>
+      </w:r>
+      <w:r>
+        <w:rPr>
+          <w:lang w:eastAsia="es-CO"/>
+        </w:rPr>
+        <w:t> y Diseño centrado en las personas. </w:t>
+      </w:r>
+      <w:proofErr w:type="spellStart"/>
+      <w:r>
+        <w:rPr>
+          <w:rStyle w:val="Extranjerismo"/>
+        </w:rPr>
+        <w:t>Thinkernautas</w:t>
+      </w:r>
+      <w:proofErr w:type="spellEnd"/>
+      <w:r>
+        <w:rPr>
+          <w:lang w:eastAsia="es-CO"/>
+        </w:rPr>
+        <w:t> (Blog). </w:t>
       </w:r>
       <w:r>
         <w:rPr>
@@ -13584,11 +14144,33 @@
           <w:lang w:eastAsia="es-CO"/>
         </w:rPr>
       </w:pPr>
-      <w:r>
-        <w:rPr>
-          <w:lang w:eastAsia="es-CO"/>
-        </w:rPr>
-        <w:t>Ruwaach Utz, S (2022). Unidad de Antropología Médica (UAM). </w:t>
+      <w:proofErr w:type="spellStart"/>
+      <w:r>
+        <w:rPr>
+          <w:lang w:eastAsia="es-CO"/>
+        </w:rPr>
+        <w:t>Ruwaach</w:t>
+      </w:r>
+      <w:proofErr w:type="spellEnd"/>
+      <w:r>
+        <w:rPr>
+          <w:lang w:eastAsia="es-CO"/>
+        </w:rPr>
+        <w:t> </w:t>
+      </w:r>
+      <w:proofErr w:type="spellStart"/>
+      <w:r>
+        <w:rPr>
+          <w:lang w:eastAsia="es-CO"/>
+        </w:rPr>
+        <w:t>Utz</w:t>
+      </w:r>
+      <w:proofErr w:type="spellEnd"/>
+      <w:r>
+        <w:rPr>
+          <w:lang w:eastAsia="es-CO"/>
+        </w:rPr>
+        <w:t>, S (2022). Unidad de Antropología Médica (UAM). </w:t>
       </w:r>
       <w:r>
         <w:rPr>
@@ -13596,6 +14178,13 @@
         </w:rPr>
         <w:t xml:space="preserve"> </w:t>
       </w:r>
+    </w:p>
+    <w:p>
+      <w:pPr>
+        <w:rPr>
+          <w:lang w:eastAsia="es-CO"/>
+        </w:rPr>
+      </w:pPr>
       <w:hyperlink r:id="rId32" w:history="1">
         <w:r>
           <w:rPr>
@@ -13616,7 +14205,47 @@
         <w:rPr>
           <w:lang w:eastAsia="es-CO"/>
         </w:rPr>
-        <w:t>Saavedra Seoane, M. (sf). (2024).  El Design Thinking en la salud. Designthinking.gal (Blog). </w:t>
+        <w:t>Saavedra Seoane, M. (</w:t>
+      </w:r>
+      <w:proofErr w:type="spellStart"/>
+      <w:r>
+        <w:rPr>
+          <w:lang w:eastAsia="es-CO"/>
+        </w:rPr>
+        <w:t>sf</w:t>
+      </w:r>
+      <w:proofErr w:type="spellEnd"/>
+      <w:r>
+        <w:rPr>
+          <w:lang w:eastAsia="es-CO"/>
+        </w:rPr>
+        <w:t>). (2024).  El </w:t>
+      </w:r>
+      <w:r>
+        <w:rPr>
+          <w:rStyle w:val="Extranjerismo"/>
+        </w:rPr>
+        <w:t>Design Thinking</w:t>
+      </w:r>
+      <w:r>
+        <w:rPr>
+          <w:lang w:eastAsia="es-CO"/>
+        </w:rPr>
+        <w:t> en la salud. </w:t>
+      </w:r>
+      <w:proofErr w:type="spellStart"/>
+      <w:r>
+        <w:rPr>
+          <w:rStyle w:val="Extranjerismo"/>
+        </w:rPr>
+        <w:t>Designthinking</w:t>
+      </w:r>
+      <w:proofErr w:type="spellEnd"/>
+      <w:r>
+        <w:rPr>
+          <w:lang w:eastAsia="es-CO"/>
+        </w:rPr>
+        <w:t>.gal (Blog). </w:t>
       </w:r>
       <w:hyperlink r:id="rId33" w:history="1">
         <w:r>
@@ -13634,24 +14263,54 @@
           <w:lang w:eastAsia="es-CO"/>
         </w:rPr>
       </w:pPr>
-      <w:r>
-        <w:rPr>
-          <w:lang w:eastAsia="es-CO"/>
-        </w:rPr>
-        <w:t>Sarraipa, J., Artífcie, A, Jiménez, H. (2019). Metodología De Evaluación De Prototipo Innovador.  </w:t>
-      </w:r>
-    </w:p>
-    <w:p>
-      <w:pPr>
-        <w:rPr>
-          <w:lang w:eastAsia="es-CO"/>
-        </w:rPr>
-      </w:pPr>
-      <w:r>
-        <w:rPr>
-          <w:lang w:eastAsia="es-CO"/>
-        </w:rPr>
-        <w:t xml:space="preserve">Schwaber, K., </w:t>
+      <w:proofErr w:type="spellStart"/>
+      <w:r>
+        <w:rPr>
+          <w:lang w:eastAsia="es-CO"/>
+        </w:rPr>
+        <w:t>Sarraipa</w:t>
+      </w:r>
+      <w:proofErr w:type="spellEnd"/>
+      <w:r>
+        <w:rPr>
+          <w:lang w:eastAsia="es-CO"/>
+        </w:rPr>
+        <w:t>, J., </w:t>
+      </w:r>
+      <w:proofErr w:type="spellStart"/>
+      <w:r>
+        <w:rPr>
+          <w:lang w:eastAsia="es-CO"/>
+        </w:rPr>
+        <w:t>Artífcie</w:t>
+      </w:r>
+      <w:proofErr w:type="spellEnd"/>
+      <w:r>
+        <w:rPr>
+          <w:lang w:eastAsia="es-CO"/>
+        </w:rPr>
+        <w:t>, A, Jiménez, H. (2019). Metodología De Evaluación De Prototipo Innovador.  </w:t>
+      </w:r>
+    </w:p>
+    <w:p>
+      <w:pPr>
+        <w:rPr>
+          <w:lang w:eastAsia="es-CO"/>
+        </w:rPr>
+      </w:pPr>
+      <w:proofErr w:type="spellStart"/>
+      <w:r>
+        <w:rPr>
+          <w:lang w:eastAsia="es-CO"/>
+        </w:rPr>
+        <w:t>Schwaber</w:t>
+      </w:r>
+      <w:proofErr w:type="spellEnd"/>
+      <w:r>
+        <w:rPr>
+          <w:lang w:eastAsia="es-CO"/>
+        </w:rPr>
+        <w:t xml:space="preserve">, K., </w:t>
       </w:r>
       <w:r>
         <w:rPr>
@@ -13663,7 +14322,19 @@
         <w:rPr>
           <w:lang w:eastAsia="es-CO"/>
         </w:rPr>
-        <w:t xml:space="preserve"> Sutherland, J. (2020). Guía de Scrum: la guía definitiva del marco de trabajo Scrum. </w:t>
+        <w:t xml:space="preserve"> Sutherland, J. (2020). Guía de Scrum: la guía definitiva del marco de trabajo </w:t>
+      </w:r>
+      <w:r>
+        <w:rPr>
+          <w:rStyle w:val="Extranjerismo"/>
+        </w:rPr>
+        <w:t>Scrum</w:t>
+      </w:r>
+      <w:r>
+        <w:rPr>
+          <w:lang w:eastAsia="es-CO"/>
+        </w:rPr>
+        <w:t>. </w:t>
       </w:r>
       <w:hyperlink r:id="rId34" w:history="1">
         <w:r>
@@ -13713,7 +14384,19 @@
         <w:rPr>
           <w:lang w:eastAsia="es-CO"/>
         </w:rPr>
-        <w:t> Social Innovation (2020). Programa Mamás del Río. </w:t>
+        <w:t> </w:t>
+      </w:r>
+      <w:r>
+        <w:rPr>
+          <w:rStyle w:val="Extranjerismo"/>
+        </w:rPr>
+        <w:t>Social Innovation</w:t>
+      </w:r>
+      <w:r>
+        <w:rPr>
+          <w:lang w:eastAsia="es-CO"/>
+        </w:rPr>
+        <w:t> (2020). Programa Mamás del Río. </w:t>
       </w:r>
       <w:hyperlink r:id="rId36" w:history="1">
         <w:r>
@@ -13780,13 +14463,6 @@
           <w:t>https://www.universidadviu.com/co/prototipado-que-es-y-como-funciona</w:t>
         </w:r>
       </w:hyperlink>
-    </w:p>
-    <w:p>
-      <w:pPr>
-        <w:rPr>
-          <w:lang w:eastAsia="es-CO"/>
-        </w:rPr>
-      </w:pPr>
     </w:p>
     <w:p>
       <w:pPr>
@@ -14180,7 +14856,15 @@
               <w:t>María</w:t>
             </w:r>
             <w:r>
-              <w:t xml:space="preserve"> Luz Gunturiz </w:t>
+              <w:t xml:space="preserve"> Luz </w:t>
+            </w:r>
+            <w:proofErr w:type="spellStart"/>
+            <w:r>
+              <w:t>Gunturiz</w:t>
+            </w:r>
+            <w:proofErr w:type="spellEnd"/>
+            <w:r>
+              <w:t xml:space="preserve"> </w:t>
             </w:r>
             <w:r>
               <w:t>Albarracín</w:t>
@@ -14401,8 +15085,13 @@
               </w:rPr>
             </w:pPr>
             <w:r>
-              <w:t>Jair Enrique Coll Gallardo</w:t>
-            </w:r>
+              <w:t xml:space="preserve">Jair Enrique Coll </w:t>
+            </w:r>
+            <w:proofErr w:type="spellStart"/>
+            <w:r>
+              <w:t>Gallardo</w:t>
+            </w:r>
+            <w:proofErr w:type="spellEnd"/>
           </w:p>
         </w:tc>
         <w:tc>
@@ -14787,8 +15476,13 @@
                 <w:szCs w:val="24"/>
               </w:rPr>
             </w:pPr>
-            <w:r>
-              <w:t>Karine Isabel Ospino Fritz</w:t>
+            <w:proofErr w:type="spellStart"/>
+            <w:r>
+              <w:t>Karine</w:t>
+            </w:r>
+            <w:proofErr w:type="spellEnd"/>
+            <w:r>
+              <w:t xml:space="preserve"> Isabel Ospino Fritz</w:t>
             </w:r>
           </w:p>
         </w:tc>
@@ -22049,15 +22743,6 @@
 </file>
 
 <file path=customXml/item1.xml><?xml version="1.0" encoding="utf-8"?>
-<?mso-contentType ?>
-<FormTemplates xmlns="http://schemas.microsoft.com/sharepoint/v3/contenttype/forms">
-  <Display>DocumentLibraryForm</Display>
-  <Edit>DocumentLibraryForm</Edit>
-  <New>DocumentLibraryForm</New>
-</FormTemplates>
-</file>
-
-<file path=customXml/item2.xml><?xml version="1.0" encoding="utf-8"?>
 <p:properties xmlns:p="http://schemas.microsoft.com/office/2006/metadata/properties" xmlns:xsi="http://www.w3.org/2001/XMLSchema-instance" xmlns:pc="http://schemas.microsoft.com/office/infopath/2007/PartnerControls">
   <documentManagement>
     <TaxCatchAll xmlns="adccf511-daff-4bcb-9072-914cedbf4c7e" xsi:nil="true"/>
@@ -22068,11 +22753,16 @@
 </p:properties>
 </file>
 
-<file path=customXml/item3.xml><?xml version="1.0" encoding="utf-8"?>
-<b:Sources xmlns:b="http://schemas.openxmlformats.org/officeDocument/2006/bibliography" xmlns="http://schemas.openxmlformats.org/officeDocument/2006/bibliography" SelectedStyle="\APASixthEditionOfficeOnline.xsl" StyleName="APA" Version="6"/>
+<file path=customXml/item2.xml><?xml version="1.0" encoding="utf-8"?>
+<?mso-contentType ?>
+<FormTemplates xmlns="http://schemas.microsoft.com/sharepoint/v3/contenttype/forms">
+  <Display>DocumentLibraryForm</Display>
+  <Edit>DocumentLibraryForm</Edit>
+  <New>DocumentLibraryForm</New>
+</FormTemplates>
 </file>
 
-<file path=customXml/item4.xml><?xml version="1.0" encoding="utf-8"?>
+<file path=customXml/item3.xml><?xml version="1.0" encoding="utf-8"?>
 <ct:contentTypeSchema xmlns:ct="http://schemas.microsoft.com/office/2006/metadata/contentType" xmlns:ma="http://schemas.microsoft.com/office/2006/metadata/properties/metaAttributes" ct:_="" ma:_="" ma:contentTypeName="Documento" ma:contentTypeID="0x010100FC2B1768DD5A774EB396CCAB0DE361C1" ma:contentTypeVersion="12" ma:contentTypeDescription="Crear nuevo documento." ma:contentTypeScope="" ma:versionID="d4a546b22d2924edabf51241cf3422b8">
   <xsd:schema xmlns:xsd="http://www.w3.org/2001/XMLSchema" xmlns:xs="http://www.w3.org/2001/XMLSchema" xmlns:p="http://schemas.microsoft.com/office/2006/metadata/properties" xmlns:ns2="a70d3c18-0869-45a1-9f75-4b4b8f0f32be" xmlns:ns3="adccf511-daff-4bcb-9072-914cedbf4c7e" targetNamespace="http://schemas.microsoft.com/office/2006/metadata/properties" ma:root="true" ma:fieldsID="e29002b2d9ca820e89c57fc59ec70c79" ns2:_="" ns3:_="">
     <xsd:import namespace="a70d3c18-0869-45a1-9f75-4b4b8f0f32be"/>
@@ -22273,15 +22963,11 @@
 </ct:contentTypeSchema>
 </file>
 
-<file path=customXml/itemProps1.xml><?xml version="1.0" encoding="utf-8"?>
-<ds:datastoreItem xmlns:ds="http://schemas.openxmlformats.org/officeDocument/2006/customXml" ds:itemID="{81CBDEC1-3B00-44ED-AD36-0268077980BA}">
-  <ds:schemaRefs>
-    <ds:schemaRef ds:uri="http://schemas.microsoft.com/sharepoint/v3/contenttype/forms"/>
-  </ds:schemaRefs>
-</ds:datastoreItem>
+<file path=customXml/item4.xml><?xml version="1.0" encoding="utf-8"?>
+<b:Sources xmlns:b="http://schemas.openxmlformats.org/officeDocument/2006/bibliography" xmlns="http://schemas.openxmlformats.org/officeDocument/2006/bibliography" SelectedStyle="\APASixthEditionOfficeOnline.xsl" StyleName="APA" Version="6"/>
 </file>
 
-<file path=customXml/itemProps2.xml><?xml version="1.0" encoding="utf-8"?>
+<file path=customXml/itemProps1.xml><?xml version="1.0" encoding="utf-8"?>
 <ds:datastoreItem xmlns:ds="http://schemas.openxmlformats.org/officeDocument/2006/customXml" ds:itemID="{1145D752-ACC1-45E1-AB53-0C756F67FC7F}">
   <ds:schemaRefs>
     <ds:schemaRef ds:uri="http://schemas.microsoft.com/office/2006/metadata/properties"/>
@@ -22292,15 +22978,15 @@
 </ds:datastoreItem>
 </file>
 
-<file path=customXml/itemProps3.xml><?xml version="1.0" encoding="utf-8"?>
-<ds:datastoreItem xmlns:ds="http://schemas.openxmlformats.org/officeDocument/2006/customXml" ds:itemID="{E8AB44A3-7C62-4BD2-82ED-8ABC209970FA}">
+<file path=customXml/itemProps2.xml><?xml version="1.0" encoding="utf-8"?>
+<ds:datastoreItem xmlns:ds="http://schemas.openxmlformats.org/officeDocument/2006/customXml" ds:itemID="{81CBDEC1-3B00-44ED-AD36-0268077980BA}">
   <ds:schemaRefs>
-    <ds:schemaRef ds:uri="http://schemas.openxmlformats.org/officeDocument/2006/bibliography"/>
+    <ds:schemaRef ds:uri="http://schemas.microsoft.com/sharepoint/v3/contenttype/forms"/>
   </ds:schemaRefs>
 </ds:datastoreItem>
 </file>
 
-<file path=customXml/itemProps4.xml><?xml version="1.0" encoding="utf-8"?>
+<file path=customXml/itemProps3.xml><?xml version="1.0" encoding="utf-8"?>
 <ds:datastoreItem xmlns:ds="http://schemas.openxmlformats.org/officeDocument/2006/customXml" ds:itemID="{996434B9-CC1E-4468-A086-AA07C2AF1350}">
   <ds:schemaRefs>
     <ds:schemaRef ds:uri="http://schemas.microsoft.com/office/2006/metadata/contentType"/>
@@ -22317,4 +23003,12 @@
     <ds:schemaRef ds:uri="http://schemas.microsoft.com/internal/obd"/>
   </ds:schemaRefs>
 </ds:datastoreItem>
+</file>
+
+<file path=customXml/itemProps4.xml><?xml version="1.0" encoding="utf-8"?>
+<ds:datastoreItem xmlns:ds="http://schemas.openxmlformats.org/officeDocument/2006/customXml" ds:itemID="{E8AB44A3-7C62-4BD2-82ED-8ABC209970FA}">
+  <ds:schemaRefs>
+    <ds:schemaRef ds:uri="http://schemas.openxmlformats.org/officeDocument/2006/bibliography"/>
+  </ds:schemaRefs>
+</ds:datastoreItem>
 </file>